--- a/exports/C09/C09_Krigeage.docx
+++ b/exports/C09/C09_Krigeage.docx
@@ -542,7 +542,7 @@
         <w:pStyle w:val="Heading3"/>
       </w:pPr>
       <w:r>
-        <w:t xml:space="preserve">1.1 Principales formes de krigeage</w:t>
+        <w:t xml:space="preserve">Principales formes de krigeage</w:t>
       </w:r>
     </w:p>
     <w:p>
@@ -652,7 +652,7 @@
         <w:pStyle w:val="Heading3"/>
       </w:pPr>
       <w:r>
-        <w:t xml:space="preserve">1.2 Cadre du chapitre</w:t>
+        <w:t xml:space="preserve">Cadre du chapitre</w:t>
       </w:r>
     </w:p>
     <w:p>
@@ -876,7 +876,7 @@
         <w:pStyle w:val="Heading3"/>
       </w:pPr>
       <w:r>
-        <w:t xml:space="preserve">1.3 Étapes du krigeage</w:t>
+        <w:t xml:space="preserve">Étapes du krigeage</w:t>
       </w:r>
     </w:p>
     <w:p>
@@ -2001,7 +2001,7 @@
         <w:pStyle w:val="Heading3"/>
       </w:pPr>
       <w:r>
-        <w:t xml:space="preserve">2.1 Condition de non-biais</w:t>
+        <w:t xml:space="preserve">Condition de non-biais</w:t>
       </w:r>
     </w:p>
     <w:p>
@@ -2478,7 +2478,7 @@
         <w:pStyle w:val="Heading3"/>
       </w:pPr>
       <w:r>
-        <w:t xml:space="preserve">2.2 Dérivation du système de krigeage simple</w:t>
+        <w:t xml:space="preserve">Dérivation du système de krigeage simple</w:t>
       </w:r>
     </w:p>
     <w:p>
@@ -5764,7 +5764,7 @@
         <w:pStyle w:val="Heading3"/>
       </w:pPr>
       <w:r>
-        <w:t xml:space="preserve">2.3 Variance de krigeage simple</w:t>
+        <w:t xml:space="preserve">Variance de krigeage simple</w:t>
       </w:r>
     </w:p>
     <w:p>
@@ -6037,7 +6037,7 @@
         <w:pStyle w:val="Heading3"/>
       </w:pPr>
       <w:r>
-        <w:t xml:space="preserve">2.4 Comportement loin des données</w:t>
+        <w:t xml:space="preserve">Comportement loin des données</w:t>
       </w:r>
     </w:p>
     <w:p>
@@ -6270,7 +6270,7 @@
         <w:pStyle w:val="Heading3"/>
       </w:pPr>
       <w:r>
-        <w:t xml:space="preserve">2.5 Forme matricielle</w:t>
+        <w:t xml:space="preserve">Forme matricielle</w:t>
       </w:r>
     </w:p>
     <w:p>
@@ -7307,7 +7307,7 @@
         <w:pStyle w:val="Heading3"/>
       </w:pPr>
       <w:r>
-        <w:t xml:space="preserve">3.1 Construction de l’estimateur</w:t>
+        <w:t xml:space="preserve">Construction de l’estimateur</w:t>
       </w:r>
     </w:p>
     <w:p>
@@ -7533,7 +7533,7 @@
         <w:pStyle w:val="Heading3"/>
       </w:pPr>
       <w:r>
-        <w:t xml:space="preserve">3.2 Condition de non-biais</w:t>
+        <w:t xml:space="preserve">Condition de non-biais</w:t>
       </w:r>
     </w:p>
     <w:p>
@@ -8117,7 +8117,7 @@
         <w:pStyle w:val="Heading3"/>
       </w:pPr>
       <w:r>
-        <w:t xml:space="preserve">3.3 Dérivation du système par la méthode de Lagrange</w:t>
+        <w:t xml:space="preserve">Dérivation du système par la méthode de Lagrange</w:t>
       </w:r>
     </w:p>
     <w:p>
@@ -9631,7 +9631,7 @@
         <w:pStyle w:val="Heading3"/>
       </w:pPr>
       <w:r>
-        <w:t xml:space="preserve">3.4 Variance de krigeage ordinaire</w:t>
+        <w:t xml:space="preserve">Variance de krigeage ordinaire</w:t>
       </w:r>
     </w:p>
     <w:p>
@@ -9880,7 +9880,7 @@
         <w:pStyle w:val="Heading3"/>
       </w:pPr>
       <w:r>
-        <w:t xml:space="preserve">3.5 Formulation en termes de variogramme</w:t>
+        <w:t xml:space="preserve">Formulation en termes de variogramme</w:t>
       </w:r>
     </w:p>
     <w:p>
@@ -10409,7 +10409,7 @@
         <w:pStyle w:val="Heading3"/>
       </w:pPr>
       <w:r>
-        <w:t xml:space="preserve">3.6 Forme matricielle</w:t>
+        <w:t xml:space="preserve">Forme matricielle</w:t>
       </w:r>
     </w:p>
     <w:p>
@@ -11100,7 +11100,7 @@
         <w:pStyle w:val="Heading3"/>
       </w:pPr>
       <w:r>
-        <w:t xml:space="preserve">3.7 Krigeage simple ou ordinaire?</w:t>
+        <w:t xml:space="preserve">Krigeage simple ou ordinaire?</w:t>
       </w:r>
     </w:p>
     <w:tbl>
@@ -11912,7 +11912,7 @@
         <w:pStyle w:val="Heading3"/>
       </w:pPr>
       <w:r>
-        <w:t xml:space="preserve">3.8 Exemple de construction d’un système de krigeage simple et ordinaire</w:t>
+        <w:t xml:space="preserve">Exemple de construction d’un système de krigeage simple et ordinaire</w:t>
       </w:r>
     </w:p>
     <w:p>
@@ -12241,7 +12241,7 @@
         <w:pStyle w:val="Heading3"/>
       </w:pPr>
       <w:r>
-        <w:t xml:space="preserve">4.1 Effet de régression</w:t>
+        <w:t xml:space="preserve">Effet de régression</w:t>
       </w:r>
     </w:p>
     <w:p>
@@ -12693,7 +12693,7 @@
         <w:pStyle w:val="Heading3"/>
       </w:pPr>
       <w:r>
-        <w:t xml:space="preserve">4.2 Estimation d’un bloc</w:t>
+        <w:t xml:space="preserve">Estimation d’un bloc</w:t>
       </w:r>
     </w:p>
     <w:p>
@@ -13464,7 +13464,7 @@
         <w:pStyle w:val="Heading3"/>
       </w:pPr>
       <w:r>
-        <w:t xml:space="preserve">4.3 Krigeage simple et ordinaire de bloc</w:t>
+        <w:t xml:space="preserve">Krigeage simple et ordinaire de bloc</w:t>
       </w:r>
     </w:p>
     <w:p>
@@ -14356,7 +14356,7 @@
         <w:pStyle w:val="Heading3"/>
       </w:pPr>
       <w:r>
-        <w:t xml:space="preserve">4.4 Formulation avec le variogramme</w:t>
+        <w:t xml:space="preserve">Formulation avec le variogramme</w:t>
       </w:r>
     </w:p>
     <w:p>
@@ -15231,7 +15231,7 @@
         <w:pStyle w:val="Heading3"/>
       </w:pPr>
       <w:r>
-        <w:t xml:space="preserve">4.5 Assemblage des estimations</w:t>
+        <w:t xml:space="preserve">Assemblage des estimations</w:t>
       </w:r>
     </w:p>
     <w:p>
@@ -15710,7 +15710,7 @@
         <w:pStyle w:val="Heading3"/>
       </w:pPr>
       <w:r>
-        <w:t xml:space="preserve">5.1 Voisinage global et voisinage local</w:t>
+        <w:t xml:space="preserve">Voisinage global et voisinage local</w:t>
       </w:r>
     </w:p>
     <w:p>
@@ -15884,7 +15884,7 @@
         <w:pStyle w:val="Heading3"/>
       </w:pPr>
       <w:r>
-        <w:t xml:space="preserve">5.2 Paramètres du voisinage</w:t>
+        <w:t xml:space="preserve">Paramètres du voisinage</w:t>
       </w:r>
     </w:p>
     <w:p>
@@ -16037,7 +16037,7 @@
         <w:pStyle w:val="Heading3"/>
       </w:pPr>
       <w:r>
-        <w:t xml:space="preserve">5.3 Conséquences du voisinage local</w:t>
+        <w:t xml:space="preserve">Conséquences du voisinage local</w:t>
       </w:r>
     </w:p>
     <w:p>
@@ -16105,7 +16105,7 @@
         <w:pStyle w:val="Heading3"/>
       </w:pPr>
       <w:r>
-        <w:t xml:space="preserve">5.4 Validation croisée</w:t>
+        <w:t xml:space="preserve">Validation croisée</w:t>
       </w:r>
     </w:p>
     <w:p>
@@ -16747,7 +16747,7 @@
         <w:pStyle w:val="Heading3"/>
       </w:pPr>
       <w:r>
-        <w:t xml:space="preserve">6.1 Optimalité : linéarité, absence de biais et variance minimale</w:t>
+        <w:t xml:space="preserve">Optimalité : linéarité, absence de biais et variance minimale</w:t>
       </w:r>
     </w:p>
     <w:p>
@@ -16805,7 +16805,7 @@
         <w:pStyle w:val="Heading3"/>
       </w:pPr>
       <w:r>
-        <w:t xml:space="preserve">6.2 Interpolation exacte</w:t>
+        <w:t xml:space="preserve">Interpolation exacte</w:t>
       </w:r>
     </w:p>
     <w:p>
@@ -17093,7 +17093,7 @@
         <w:pStyle w:val="Heading3"/>
       </w:pPr>
       <w:r>
-        <w:t xml:space="preserve">6.3 Effet d’écran</w:t>
+        <w:t xml:space="preserve">Effet d’écran</w:t>
       </w:r>
     </w:p>
     <w:p>
@@ -17291,7 +17291,7 @@
         <w:pStyle w:val="Heading3"/>
       </w:pPr>
       <w:r>
-        <w:t xml:space="preserve">6.4 Prise en compte de la géométrie</w:t>
+        <w:t xml:space="preserve">Prise en compte de la géométrie</w:t>
       </w:r>
     </w:p>
     <w:p>
@@ -17345,7 +17345,7 @@
         <w:pStyle w:val="Heading3"/>
       </w:pPr>
       <w:r>
-        <w:t xml:space="preserve">6.5 Influence de la continuité spatiale</w:t>
+        <w:t xml:space="preserve">Influence de la continuité spatiale</w:t>
       </w:r>
     </w:p>
     <w:p>
@@ -17615,7 +17615,7 @@
         <w:pStyle w:val="Heading3"/>
       </w:pPr>
       <w:r>
-        <w:t xml:space="preserve">6.6 Effet de lissage</w:t>
+        <w:t xml:space="preserve">Effet de lissage</w:t>
       </w:r>
     </w:p>
     <w:p>
@@ -17640,7 +17640,7 @@
         <w:pStyle w:val="Heading4"/>
       </w:pPr>
       <w:r>
-        <w:t xml:space="preserve">6.6.1 Krigeage simple</w:t>
+        <w:t xml:space="preserve">Krigeage simple</w:t>
       </w:r>
     </w:p>
     <w:p>
@@ -17774,7 +17774,7 @@
         <w:pStyle w:val="Heading4"/>
       </w:pPr>
       <w:r>
-        <w:t xml:space="preserve">6.6.2 Krigeage ordinaire</w:t>
+        <w:t xml:space="preserve">Krigeage ordinaire</w:t>
       </w:r>
     </w:p>
     <w:p>
@@ -18258,7 +18258,7 @@
         <w:pStyle w:val="Heading3"/>
       </w:pPr>
       <w:r>
-        <w:t xml:space="preserve">6.7 Biais conditionnel</w:t>
+        <w:t xml:space="preserve">Biais conditionnel</w:t>
       </w:r>
     </w:p>
     <w:p>
@@ -18418,7 +18418,7 @@
         <w:pStyle w:val="Heading4"/>
       </w:pPr>
       <w:r>
-        <w:t xml:space="preserve">6.7.1 Krigeage simple</w:t>
+        <w:t xml:space="preserve">Krigeage simple</w:t>
       </w:r>
     </w:p>
     <w:p>
@@ -18545,7 +18545,7 @@
         <w:pStyle w:val="Heading4"/>
       </w:pPr>
       <w:r>
-        <w:t xml:space="preserve">6.7.2 Krigeage ordinaire</w:t>
+        <w:t xml:space="preserve">Krigeage ordinaire</w:t>
       </w:r>
     </w:p>
     <w:p>
@@ -19308,7 +19308,7 @@
         <w:pStyle w:val="Heading4"/>
       </w:pPr>
       <w:r>
-        <w:t xml:space="preserve">6.7.3 Lien entre lissage et biais conditionnel</w:t>
+        <w:t xml:space="preserve">Lien entre lissage et biais conditionnel</w:t>
       </w:r>
     </w:p>
     <w:p>
@@ -19676,7 +19676,7 @@
         <w:pStyle w:val="Heading3"/>
       </w:pPr>
       <w:r>
-        <w:t xml:space="preserve">6.8 Transitivité</w:t>
+        <w:t xml:space="preserve">Transitivité</w:t>
       </w:r>
     </w:p>
     <w:p>
@@ -19778,7 +19778,7 @@
         <w:pStyle w:val="Heading3"/>
       </w:pPr>
       <w:r>
-        <w:t xml:space="preserve">7.1 Modèle avec dérive</w:t>
+        <w:t xml:space="preserve">Modèle avec dérive</w:t>
       </w:r>
     </w:p>
     <w:p>
@@ -20440,7 +20440,7 @@
         <w:pStyle w:val="Heading3"/>
       </w:pPr>
       <w:r>
-        <w:t xml:space="preserve">7.2 Exemples de fonctions de dérive</w:t>
+        <w:t xml:space="preserve">Exemples de fonctions de dérive</w:t>
       </w:r>
     </w:p>
     <w:p>
@@ -20838,7 +20838,7 @@
         <w:pStyle w:val="Heading3"/>
       </w:pPr>
       <w:r>
-        <w:t xml:space="preserve">7.3 Condition de non-biais</w:t>
+        <w:t xml:space="preserve">Condition de non-biais</w:t>
       </w:r>
     </w:p>
     <w:p>
@@ -22421,7 +22421,7 @@
         <w:pStyle w:val="Heading3"/>
       </w:pPr>
       <w:r>
-        <w:t xml:space="preserve">7.4 Système de krigeage universel</w:t>
+        <w:t xml:space="preserve">Système de krigeage universel</w:t>
       </w:r>
     </w:p>
     <w:p>
@@ -23562,7 +23562,7 @@
         <w:pStyle w:val="Heading3"/>
       </w:pPr>
       <w:r>
-        <w:t xml:space="preserve">7.5 Variance de krigeage universel</w:t>
+        <w:t xml:space="preserve">Variance de krigeage universel</w:t>
       </w:r>
     </w:p>
     <w:p>
@@ -24045,7 +24045,7 @@
         <w:pStyle w:val="Heading3"/>
       </w:pPr>
       <w:r>
-        <w:t xml:space="preserve">7.6 Forme matricielle</w:t>
+        <w:t xml:space="preserve">Forme matricielle</w:t>
       </w:r>
     </w:p>
     <w:p>
@@ -25706,7 +25706,7 @@
         <w:pStyle w:val="Heading3"/>
       </w:pPr>
       <w:r>
-        <w:t xml:space="preserve">7.7 Difficultés pratiques</w:t>
+        <w:t xml:space="preserve">Difficultés pratiques</w:t>
       </w:r>
     </w:p>
     <w:p>
@@ -25847,7 +25847,7 @@
         <w:pStyle w:val="Heading3"/>
       </w:pPr>
       <w:r>
-        <w:t xml:space="preserve">8.1 Principe</w:t>
+        <w:t xml:space="preserve">Principe</w:t>
       </w:r>
     </w:p>
     <w:p>
@@ -26301,7 +26301,7 @@
         <w:pStyle w:val="Heading3"/>
       </w:pPr>
       <w:r>
-        <w:t xml:space="preserve">8.2 Exemples de variables auxiliaires</w:t>
+        <w:t xml:space="preserve">Exemples de variables auxiliaires</w:t>
       </w:r>
     </w:p>
     <w:p>
@@ -26375,7 +26375,7 @@
         <w:pStyle w:val="Heading3"/>
       </w:pPr>
       <w:r>
-        <w:t xml:space="preserve">8.3 Conditions de non-biais</w:t>
+        <w:t xml:space="preserve">Conditions de non-biais</w:t>
       </w:r>
     </w:p>
     <w:p>
@@ -27018,7 +27018,7 @@
         <w:pStyle w:val="Heading3"/>
       </w:pPr>
       <w:r>
-        <w:t xml:space="preserve">8.4 Système de krigeage avec dérive externe</w:t>
+        <w:t xml:space="preserve">Système de krigeage avec dérive externe</w:t>
       </w:r>
     </w:p>
     <w:p>
@@ -27861,7 +27861,7 @@
         <w:pStyle w:val="Heading3"/>
       </w:pPr>
       <w:r>
-        <w:t xml:space="preserve">8.5 Variance de krigeage</w:t>
+        <w:t xml:space="preserve">Variance de krigeage</w:t>
       </w:r>
     </w:p>
     <w:p>
@@ -28110,7 +28110,7 @@
         <w:pStyle w:val="Heading3"/>
       </w:pPr>
       <w:r>
-        <w:t xml:space="preserve">8.6 Forme matricielle</w:t>
+        <w:t xml:space="preserve">Forme matricielle</w:t>
       </w:r>
     </w:p>
     <w:p>
@@ -28589,7 +28589,7 @@
         <w:pStyle w:val="Heading3"/>
       </w:pPr>
       <w:r>
-        <w:t xml:space="preserve">8.7 Krigeage universel ou dérive externe?</w:t>
+        <w:t xml:space="preserve">Krigeage universel ou dérive externe?</w:t>
       </w:r>
     </w:p>
     <w:p>
@@ -28773,7 +28773,7 @@
         <w:pStyle w:val="Heading3"/>
       </w:pPr>
       <w:r>
-        <w:t xml:space="preserve">8.8 Considérations pratiques</w:t>
+        <w:t xml:space="preserve">Considérations pratiques</w:t>
       </w:r>
     </w:p>
     <w:p>
